--- a/kits/cra-readiness/samples/mossbyte-sprout-s1/deliverables/vulnerability-report.docx
+++ b/kits/cra-readiness/samples/mossbyte-sprout-s1/deliverables/vulnerability-report.docx
@@ -93,7 +93,7 @@
           <w:rFonts w:ascii="Courier New" w:hAnsi="Courier New"/>
           <w:sz w:val="19"/>
         </w:rPr>
-        <w:t>55f9747c1095e75a...</w:t>
+        <w:t>4f5ab08eeaf59d6b...</w:t>
       </w:r>
       <w:r>
         <w:rPr/>
@@ -622,6 +622,12 @@
         <w:t>All findings</w:t>
       </w:r>
     </w:p>
+    <w:p>
+      <w:r>
+        <w:rPr/>
+        <w:t>The Action column points to the numbered list in 'What to do first'.</w:t>
+      </w:r>
+    </w:p>
     <w:tbl>
       <w:tblPr>
         <w:tblStyle w:val="TableGrid"/>
@@ -630,12 +636,13 @@
         <w:tblLook w:firstColumn="1" w:firstRow="1" w:lastColumn="0" w:lastRow="0" w:noHBand="0" w:noVBand="1" w:val="04A0"/>
       </w:tblPr>
       <w:tblGrid>
-        <w:gridCol w:w="1066"/>
+        <w:gridCol w:w="1157"/>
         <w:gridCol w:w="1840"/>
-        <w:gridCol w:w="1404"/>
+        <w:gridCol w:w="1344"/>
         <w:gridCol w:w="845"/>
-        <w:gridCol w:w="1340"/>
-        <w:gridCol w:w="3143"/>
+        <w:gridCol w:w="913"/>
+        <w:gridCol w:w="1229"/>
+        <w:gridCol w:w="2311"/>
       </w:tblGrid>
       <w:tr>
         <w:trPr>
@@ -643,7 +650,7 @@
         </w:trPr>
         <w:tc>
           <w:tcPr>
-            <w:tcW w:type="dxa" w:w="1066"/>
+            <w:tcW w:type="dxa" w:w="1157"/>
             <w:shd w:val="clear" w:color="auto" w:fill="D9E2F3"/>
           </w:tcPr>
           <w:p>
@@ -679,7 +686,7 @@
         </w:tc>
         <w:tc>
           <w:tcPr>
-            <w:tcW w:type="dxa" w:w="1404"/>
+            <w:tcW w:type="dxa" w:w="1344"/>
             <w:shd w:val="clear" w:color="auto" w:fill="D9E2F3"/>
           </w:tcPr>
           <w:p>
@@ -715,7 +722,25 @@
         </w:tc>
         <w:tc>
           <w:tcPr>
-            <w:tcW w:type="dxa" w:w="1340"/>
+            <w:tcW w:type="dxa" w:w="913"/>
+            <w:shd w:val="clear" w:color="auto" w:fill="D9E2F3"/>
+          </w:tcPr>
+          <w:p>
+            <w:pPr>
+              <w:spacing w:after="0"/>
+            </w:pPr>
+            <w:r>
+              <w:rPr>
+                <w:b/>
+                <w:sz w:val="18"/>
+              </w:rPr>
+              <w:t>Action</w:t>
+            </w:r>
+          </w:p>
+        </w:tc>
+        <w:tc>
+          <w:tcPr>
+            <w:tcW w:type="dxa" w:w="1229"/>
             <w:shd w:val="clear" w:color="auto" w:fill="D9E2F3"/>
           </w:tcPr>
           <w:p>
@@ -733,7 +758,7 @@
         </w:tc>
         <w:tc>
           <w:tcPr>
-            <w:tcW w:type="dxa" w:w="3143"/>
+            <w:tcW w:type="dxa" w:w="2311"/>
             <w:shd w:val="clear" w:color="auto" w:fill="D9E2F3"/>
           </w:tcPr>
           <w:p>
@@ -753,7 +778,7 @@
       <w:tr>
         <w:tc>
           <w:tcPr>
-            <w:tcW w:type="dxa" w:w="1066"/>
+            <w:tcW w:type="dxa" w:w="1157"/>
           </w:tcPr>
           <w:p>
             <w:pPr>
@@ -790,7 +815,7 @@
         </w:tc>
         <w:tc>
           <w:tcPr>
-            <w:tcW w:type="dxa" w:w="1404"/>
+            <w:tcW w:type="dxa" w:w="1344"/>
           </w:tcPr>
           <w:p>
             <w:pPr>
@@ -822,7 +847,23 @@
         </w:tc>
         <w:tc>
           <w:tcPr>
-            <w:tcW w:type="dxa" w:w="1340"/>
+            <w:tcW w:type="dxa" w:w="913"/>
+          </w:tcPr>
+          <w:p>
+            <w:pPr>
+              <w:spacing w:after="0"/>
+            </w:pPr>
+            <w:r>
+              <w:rPr>
+                <w:sz w:val="18"/>
+              </w:rPr>
+              <w:t>1</w:t>
+            </w:r>
+          </w:p>
+        </w:tc>
+        <w:tc>
+          <w:tcPr>
+            <w:tcW w:type="dxa" w:w="1229"/>
           </w:tcPr>
           <w:p>
             <w:pPr>
@@ -838,7 +879,7 @@
         </w:tc>
         <w:tc>
           <w:tcPr>
-            <w:tcW w:type="dxa" w:w="3143"/>
+            <w:tcW w:type="dxa" w:w="2311"/>
           </w:tcPr>
           <w:p>
             <w:pPr>
@@ -856,7 +897,7 @@
       <w:tr>
         <w:tc>
           <w:tcPr>
-            <w:tcW w:type="dxa" w:w="1066"/>
+            <w:tcW w:type="dxa" w:w="1157"/>
           </w:tcPr>
           <w:p>
             <w:pPr>
@@ -893,7 +934,7 @@
         </w:tc>
         <w:tc>
           <w:tcPr>
-            <w:tcW w:type="dxa" w:w="1404"/>
+            <w:tcW w:type="dxa" w:w="1344"/>
           </w:tcPr>
           <w:p>
             <w:pPr>
@@ -925,7 +966,23 @@
         </w:tc>
         <w:tc>
           <w:tcPr>
-            <w:tcW w:type="dxa" w:w="1340"/>
+            <w:tcW w:type="dxa" w:w="913"/>
+          </w:tcPr>
+          <w:p>
+            <w:pPr>
+              <w:spacing w:after="0"/>
+            </w:pPr>
+            <w:r>
+              <w:rPr>
+                <w:sz w:val="18"/>
+              </w:rPr>
+              <w:t>3</w:t>
+            </w:r>
+          </w:p>
+        </w:tc>
+        <w:tc>
+          <w:tcPr>
+            <w:tcW w:type="dxa" w:w="1229"/>
           </w:tcPr>
           <w:p>
             <w:pPr>
@@ -941,7 +998,7 @@
         </w:tc>
         <w:tc>
           <w:tcPr>
-            <w:tcW w:type="dxa" w:w="3143"/>
+            <w:tcW w:type="dxa" w:w="2311"/>
           </w:tcPr>
           <w:p>
             <w:pPr>
@@ -959,7 +1016,7 @@
       <w:tr>
         <w:tc>
           <w:tcPr>
-            <w:tcW w:type="dxa" w:w="1066"/>
+            <w:tcW w:type="dxa" w:w="1157"/>
           </w:tcPr>
           <w:p>
             <w:pPr>
@@ -996,7 +1053,7 @@
         </w:tc>
         <w:tc>
           <w:tcPr>
-            <w:tcW w:type="dxa" w:w="1404"/>
+            <w:tcW w:type="dxa" w:w="1344"/>
           </w:tcPr>
           <w:p>
             <w:pPr>
@@ -1028,7 +1085,23 @@
         </w:tc>
         <w:tc>
           <w:tcPr>
-            <w:tcW w:type="dxa" w:w="1340"/>
+            <w:tcW w:type="dxa" w:w="913"/>
+          </w:tcPr>
+          <w:p>
+            <w:pPr>
+              <w:spacing w:after="0"/>
+            </w:pPr>
+            <w:r>
+              <w:rPr>
+                <w:sz w:val="18"/>
+              </w:rPr>
+              <w:t>3</w:t>
+            </w:r>
+          </w:p>
+        </w:tc>
+        <w:tc>
+          <w:tcPr>
+            <w:tcW w:type="dxa" w:w="1229"/>
           </w:tcPr>
           <w:p>
             <w:pPr>
@@ -1044,7 +1117,7 @@
         </w:tc>
         <w:tc>
           <w:tcPr>
-            <w:tcW w:type="dxa" w:w="3143"/>
+            <w:tcW w:type="dxa" w:w="2311"/>
           </w:tcPr>
           <w:p>
             <w:pPr>
@@ -1062,7 +1135,7 @@
       <w:tr>
         <w:tc>
           <w:tcPr>
-            <w:tcW w:type="dxa" w:w="1066"/>
+            <w:tcW w:type="dxa" w:w="1157"/>
           </w:tcPr>
           <w:p>
             <w:pPr>
@@ -1099,7 +1172,7 @@
         </w:tc>
         <w:tc>
           <w:tcPr>
-            <w:tcW w:type="dxa" w:w="1404"/>
+            <w:tcW w:type="dxa" w:w="1344"/>
           </w:tcPr>
           <w:p>
             <w:pPr>
@@ -1131,7 +1204,23 @@
         </w:tc>
         <w:tc>
           <w:tcPr>
-            <w:tcW w:type="dxa" w:w="1340"/>
+            <w:tcW w:type="dxa" w:w="913"/>
+          </w:tcPr>
+          <w:p>
+            <w:pPr>
+              <w:spacing w:after="0"/>
+            </w:pPr>
+            <w:r>
+              <w:rPr>
+                <w:sz w:val="18"/>
+              </w:rPr>
+              <w:t>1</w:t>
+            </w:r>
+          </w:p>
+        </w:tc>
+        <w:tc>
+          <w:tcPr>
+            <w:tcW w:type="dxa" w:w="1229"/>
           </w:tcPr>
           <w:p>
             <w:pPr>
@@ -1147,7 +1236,7 @@
         </w:tc>
         <w:tc>
           <w:tcPr>
-            <w:tcW w:type="dxa" w:w="3143"/>
+            <w:tcW w:type="dxa" w:w="2311"/>
           </w:tcPr>
           <w:p>
             <w:pPr>
@@ -1165,7 +1254,7 @@
       <w:tr>
         <w:tc>
           <w:tcPr>
-            <w:tcW w:type="dxa" w:w="1066"/>
+            <w:tcW w:type="dxa" w:w="1157"/>
           </w:tcPr>
           <w:p>
             <w:pPr>
@@ -1202,7 +1291,7 @@
         </w:tc>
         <w:tc>
           <w:tcPr>
-            <w:tcW w:type="dxa" w:w="1404"/>
+            <w:tcW w:type="dxa" w:w="1344"/>
           </w:tcPr>
           <w:p>
             <w:pPr>
@@ -1234,7 +1323,23 @@
         </w:tc>
         <w:tc>
           <w:tcPr>
-            <w:tcW w:type="dxa" w:w="1340"/>
+            <w:tcW w:type="dxa" w:w="913"/>
+          </w:tcPr>
+          <w:p>
+            <w:pPr>
+              <w:spacing w:after="0"/>
+            </w:pPr>
+            <w:r>
+              <w:rPr>
+                <w:sz w:val="18"/>
+              </w:rPr>
+              <w:t>1</w:t>
+            </w:r>
+          </w:p>
+        </w:tc>
+        <w:tc>
+          <w:tcPr>
+            <w:tcW w:type="dxa" w:w="1229"/>
           </w:tcPr>
           <w:p>
             <w:pPr>
@@ -1250,7 +1355,7 @@
         </w:tc>
         <w:tc>
           <w:tcPr>
-            <w:tcW w:type="dxa" w:w="3143"/>
+            <w:tcW w:type="dxa" w:w="2311"/>
           </w:tcPr>
           <w:p>
             <w:pPr>
@@ -1268,7 +1373,7 @@
       <w:tr>
         <w:tc>
           <w:tcPr>
-            <w:tcW w:type="dxa" w:w="1066"/>
+            <w:tcW w:type="dxa" w:w="1157"/>
           </w:tcPr>
           <w:p>
             <w:pPr>
@@ -1305,7 +1410,7 @@
         </w:tc>
         <w:tc>
           <w:tcPr>
-            <w:tcW w:type="dxa" w:w="1404"/>
+            <w:tcW w:type="dxa" w:w="1344"/>
           </w:tcPr>
           <w:p>
             <w:pPr>
@@ -1337,7 +1442,23 @@
         </w:tc>
         <w:tc>
           <w:tcPr>
-            <w:tcW w:type="dxa" w:w="1340"/>
+            <w:tcW w:type="dxa" w:w="913"/>
+          </w:tcPr>
+          <w:p>
+            <w:pPr>
+              <w:spacing w:after="0"/>
+            </w:pPr>
+            <w:r>
+              <w:rPr>
+                <w:sz w:val="18"/>
+              </w:rPr>
+              <w:t>2</w:t>
+            </w:r>
+          </w:p>
+        </w:tc>
+        <w:tc>
+          <w:tcPr>
+            <w:tcW w:type="dxa" w:w="1229"/>
           </w:tcPr>
           <w:p>
             <w:pPr>
@@ -1353,7 +1474,7 @@
         </w:tc>
         <w:tc>
           <w:tcPr>
-            <w:tcW w:type="dxa" w:w="3143"/>
+            <w:tcW w:type="dxa" w:w="2311"/>
           </w:tcPr>
           <w:p>
             <w:pPr>
@@ -1371,7 +1492,7 @@
       <w:tr>
         <w:tc>
           <w:tcPr>
-            <w:tcW w:type="dxa" w:w="1066"/>
+            <w:tcW w:type="dxa" w:w="1157"/>
           </w:tcPr>
           <w:p>
             <w:pPr>
@@ -1408,7 +1529,7 @@
         </w:tc>
         <w:tc>
           <w:tcPr>
-            <w:tcW w:type="dxa" w:w="1404"/>
+            <w:tcW w:type="dxa" w:w="1344"/>
           </w:tcPr>
           <w:p>
             <w:pPr>
@@ -1440,7 +1561,23 @@
         </w:tc>
         <w:tc>
           <w:tcPr>
-            <w:tcW w:type="dxa" w:w="1340"/>
+            <w:tcW w:type="dxa" w:w="913"/>
+          </w:tcPr>
+          <w:p>
+            <w:pPr>
+              <w:spacing w:after="0"/>
+            </w:pPr>
+            <w:r>
+              <w:rPr>
+                <w:sz w:val="18"/>
+              </w:rPr>
+              <w:t>1</w:t>
+            </w:r>
+          </w:p>
+        </w:tc>
+        <w:tc>
+          <w:tcPr>
+            <w:tcW w:type="dxa" w:w="1229"/>
           </w:tcPr>
           <w:p>
             <w:pPr>
@@ -1456,7 +1593,7 @@
         </w:tc>
         <w:tc>
           <w:tcPr>
-            <w:tcW w:type="dxa" w:w="3143"/>
+            <w:tcW w:type="dxa" w:w="2311"/>
           </w:tcPr>
           <w:p>
             <w:pPr>
@@ -1474,7 +1611,7 @@
       <w:tr>
         <w:tc>
           <w:tcPr>
-            <w:tcW w:type="dxa" w:w="1066"/>
+            <w:tcW w:type="dxa" w:w="1157"/>
           </w:tcPr>
           <w:p>
             <w:pPr>
@@ -1511,7 +1648,7 @@
         </w:tc>
         <w:tc>
           <w:tcPr>
-            <w:tcW w:type="dxa" w:w="1404"/>
+            <w:tcW w:type="dxa" w:w="1344"/>
           </w:tcPr>
           <w:p>
             <w:pPr>
@@ -1543,7 +1680,23 @@
         </w:tc>
         <w:tc>
           <w:tcPr>
-            <w:tcW w:type="dxa" w:w="1340"/>
+            <w:tcW w:type="dxa" w:w="913"/>
+          </w:tcPr>
+          <w:p>
+            <w:pPr>
+              <w:spacing w:after="0"/>
+            </w:pPr>
+            <w:r>
+              <w:rPr>
+                <w:sz w:val="18"/>
+              </w:rPr>
+              <w:t>5</w:t>
+            </w:r>
+          </w:p>
+        </w:tc>
+        <w:tc>
+          <w:tcPr>
+            <w:tcW w:type="dxa" w:w="1229"/>
           </w:tcPr>
           <w:p>
             <w:pPr>
@@ -1559,7 +1712,7 @@
         </w:tc>
         <w:tc>
           <w:tcPr>
-            <w:tcW w:type="dxa" w:w="3143"/>
+            <w:tcW w:type="dxa" w:w="2311"/>
           </w:tcPr>
           <w:p>
             <w:pPr>
@@ -1569,7 +1722,7 @@
               <w:rPr>
                 <w:sz w:val="18"/>
               </w:rPr>
-              <w:t>python-dotenv: Symlink following in setkey allows arbitrary file overwrite via cross-device rename fallback</w:t>
+              <w:t>python-dotenv: Symlink following in set_key allows arbitrary file overwrite via cross-device rename fallback</w:t>
             </w:r>
           </w:p>
         </w:tc>
@@ -1577,7 +1730,7 @@
       <w:tr>
         <w:tc>
           <w:tcPr>
-            <w:tcW w:type="dxa" w:w="1066"/>
+            <w:tcW w:type="dxa" w:w="1157"/>
           </w:tcPr>
           <w:p>
             <w:pPr>
@@ -1614,7 +1767,7 @@
         </w:tc>
         <w:tc>
           <w:tcPr>
-            <w:tcW w:type="dxa" w:w="1404"/>
+            <w:tcW w:type="dxa" w:w="1344"/>
           </w:tcPr>
           <w:p>
             <w:pPr>
@@ -1646,7 +1799,23 @@
         </w:tc>
         <w:tc>
           <w:tcPr>
-            <w:tcW w:type="dxa" w:w="1340"/>
+            <w:tcW w:type="dxa" w:w="913"/>
+          </w:tcPr>
+          <w:p>
+            <w:pPr>
+              <w:spacing w:after="0"/>
+            </w:pPr>
+            <w:r>
+              <w:rPr>
+                <w:sz w:val="18"/>
+              </w:rPr>
+              <w:t>1</w:t>
+            </w:r>
+          </w:p>
+        </w:tc>
+        <w:tc>
+          <w:tcPr>
+            <w:tcW w:type="dxa" w:w="1229"/>
           </w:tcPr>
           <w:p>
             <w:pPr>
@@ -1662,7 +1831,7 @@
         </w:tc>
         <w:tc>
           <w:tcPr>
-            <w:tcW w:type="dxa" w:w="3143"/>
+            <w:tcW w:type="dxa" w:w="2311"/>
           </w:tcPr>
           <w:p>
             <w:pPr>
@@ -1680,7 +1849,7 @@
       <w:tr>
         <w:tc>
           <w:tcPr>
-            <w:tcW w:type="dxa" w:w="1066"/>
+            <w:tcW w:type="dxa" w:w="1157"/>
           </w:tcPr>
           <w:p>
             <w:pPr>
@@ -1717,7 +1886,7 @@
         </w:tc>
         <w:tc>
           <w:tcPr>
-            <w:tcW w:type="dxa" w:w="1404"/>
+            <w:tcW w:type="dxa" w:w="1344"/>
           </w:tcPr>
           <w:p>
             <w:pPr>
@@ -1749,7 +1918,23 @@
         </w:tc>
         <w:tc>
           <w:tcPr>
-            <w:tcW w:type="dxa" w:w="1340"/>
+            <w:tcW w:type="dxa" w:w="913"/>
+          </w:tcPr>
+          <w:p>
+            <w:pPr>
+              <w:spacing w:after="0"/>
+            </w:pPr>
+            <w:r>
+              <w:rPr>
+                <w:sz w:val="18"/>
+              </w:rPr>
+              <w:t>1</w:t>
+            </w:r>
+          </w:p>
+        </w:tc>
+        <w:tc>
+          <w:tcPr>
+            <w:tcW w:type="dxa" w:w="1229"/>
           </w:tcPr>
           <w:p>
             <w:pPr>
@@ -1765,7 +1950,7 @@
         </w:tc>
         <w:tc>
           <w:tcPr>
-            <w:tcW w:type="dxa" w:w="3143"/>
+            <w:tcW w:type="dxa" w:w="2311"/>
           </w:tcPr>
           <w:p>
             <w:pPr>
@@ -1783,7 +1968,7 @@
       <w:tr>
         <w:tc>
           <w:tcPr>
-            <w:tcW w:type="dxa" w:w="1066"/>
+            <w:tcW w:type="dxa" w:w="1157"/>
           </w:tcPr>
           <w:p>
             <w:pPr>
@@ -1820,7 +2005,7 @@
         </w:tc>
         <w:tc>
           <w:tcPr>
-            <w:tcW w:type="dxa" w:w="1404"/>
+            <w:tcW w:type="dxa" w:w="1344"/>
           </w:tcPr>
           <w:p>
             <w:pPr>
@@ -1852,7 +2037,23 @@
         </w:tc>
         <w:tc>
           <w:tcPr>
-            <w:tcW w:type="dxa" w:w="1340"/>
+            <w:tcW w:type="dxa" w:w="913"/>
+          </w:tcPr>
+          <w:p>
+            <w:pPr>
+              <w:spacing w:after="0"/>
+            </w:pPr>
+            <w:r>
+              <w:rPr>
+                <w:sz w:val="18"/>
+              </w:rPr>
+              <w:t>4</w:t>
+            </w:r>
+          </w:p>
+        </w:tc>
+        <w:tc>
+          <w:tcPr>
+            <w:tcW w:type="dxa" w:w="1229"/>
           </w:tcPr>
           <w:p>
             <w:pPr>
@@ -1868,7 +2069,7 @@
         </w:tc>
         <w:tc>
           <w:tcPr>
-            <w:tcW w:type="dxa" w:w="3143"/>
+            <w:tcW w:type="dxa" w:w="2311"/>
           </w:tcPr>
           <w:p>
             <w:pPr>
@@ -1886,7 +2087,7 @@
       <w:tr>
         <w:tc>
           <w:tcPr>
-            <w:tcW w:type="dxa" w:w="1066"/>
+            <w:tcW w:type="dxa" w:w="1157"/>
           </w:tcPr>
           <w:p>
             <w:pPr>
@@ -1923,7 +2124,7 @@
         </w:tc>
         <w:tc>
           <w:tcPr>
-            <w:tcW w:type="dxa" w:w="1404"/>
+            <w:tcW w:type="dxa" w:w="1344"/>
           </w:tcPr>
           <w:p>
             <w:pPr>
@@ -1955,7 +2156,23 @@
         </w:tc>
         <w:tc>
           <w:tcPr>
-            <w:tcW w:type="dxa" w:w="1340"/>
+            <w:tcW w:type="dxa" w:w="913"/>
+          </w:tcPr>
+          <w:p>
+            <w:pPr>
+              <w:spacing w:after="0"/>
+            </w:pPr>
+            <w:r>
+              <w:rPr>
+                <w:sz w:val="18"/>
+              </w:rPr>
+              <w:t>4</w:t>
+            </w:r>
+          </w:p>
+        </w:tc>
+        <w:tc>
+          <w:tcPr>
+            <w:tcW w:type="dxa" w:w="1229"/>
           </w:tcPr>
           <w:p>
             <w:pPr>
@@ -1971,7 +2188,7 @@
         </w:tc>
         <w:tc>
           <w:tcPr>
-            <w:tcW w:type="dxa" w:w="3143"/>
+            <w:tcW w:type="dxa" w:w="2311"/>
           </w:tcPr>
           <w:p>
             <w:pPr>
@@ -1989,7 +2206,7 @@
       <w:tr>
         <w:tc>
           <w:tcPr>
-            <w:tcW w:type="dxa" w:w="1066"/>
+            <w:tcW w:type="dxa" w:w="1157"/>
           </w:tcPr>
           <w:p>
             <w:pPr>
@@ -2026,7 +2243,7 @@
         </w:tc>
         <w:tc>
           <w:tcPr>
-            <w:tcW w:type="dxa" w:w="1404"/>
+            <w:tcW w:type="dxa" w:w="1344"/>
           </w:tcPr>
           <w:p>
             <w:pPr>
@@ -2058,7 +2275,23 @@
         </w:tc>
         <w:tc>
           <w:tcPr>
-            <w:tcW w:type="dxa" w:w="1340"/>
+            <w:tcW w:type="dxa" w:w="913"/>
+          </w:tcPr>
+          <w:p>
+            <w:pPr>
+              <w:spacing w:after="0"/>
+            </w:pPr>
+            <w:r>
+              <w:rPr>
+                <w:sz w:val="18"/>
+              </w:rPr>
+              <w:t>4</w:t>
+            </w:r>
+          </w:p>
+        </w:tc>
+        <w:tc>
+          <w:tcPr>
+            <w:tcW w:type="dxa" w:w="1229"/>
           </w:tcPr>
           <w:p>
             <w:pPr>
@@ -2074,7 +2307,7 @@
         </w:tc>
         <w:tc>
           <w:tcPr>
-            <w:tcW w:type="dxa" w:w="3143"/>
+            <w:tcW w:type="dxa" w:w="2311"/>
           </w:tcPr>
           <w:p>
             <w:pPr>
@@ -2084,7 +2317,7 @@
               <w:rPr>
                 <w:sz w:val="18"/>
               </w:rPr>
-              <w:t>Requests has Insecure Temp File Reuse in its extractzippedpaths() utility function</w:t>
+              <w:t>Requests has Insecure Temp File Reuse in its extract_zipped_paths() utility function</w:t>
             </w:r>
           </w:p>
         </w:tc>
@@ -2092,7 +2325,7 @@
       <w:tr>
         <w:tc>
           <w:tcPr>
-            <w:tcW w:type="dxa" w:w="1066"/>
+            <w:tcW w:type="dxa" w:w="1157"/>
           </w:tcPr>
           <w:p>
             <w:pPr>
@@ -2129,7 +2362,7 @@
         </w:tc>
         <w:tc>
           <w:tcPr>
-            <w:tcW w:type="dxa" w:w="1404"/>
+            <w:tcW w:type="dxa" w:w="1344"/>
           </w:tcPr>
           <w:p>
             <w:pPr>
@@ -2161,7 +2394,23 @@
         </w:tc>
         <w:tc>
           <w:tcPr>
-            <w:tcW w:type="dxa" w:w="1340"/>
+            <w:tcW w:type="dxa" w:w="913"/>
+          </w:tcPr>
+          <w:p>
+            <w:pPr>
+              <w:spacing w:after="0"/>
+            </w:pPr>
+            <w:r>
+              <w:rPr>
+                <w:sz w:val="18"/>
+              </w:rPr>
+              <w:t>2</w:t>
+            </w:r>
+          </w:p>
+        </w:tc>
+        <w:tc>
+          <w:tcPr>
+            <w:tcW w:type="dxa" w:w="1229"/>
           </w:tcPr>
           <w:p>
             <w:pPr>
@@ -2177,7 +2426,7 @@
         </w:tc>
         <w:tc>
           <w:tcPr>
-            <w:tcW w:type="dxa" w:w="3143"/>
+            <w:tcW w:type="dxa" w:w="2311"/>
           </w:tcPr>
           <w:p>
             <w:pPr>
@@ -2187,7 +2436,7 @@
               <w:rPr>
                 <w:sz w:val="18"/>
               </w:rPr>
-              <w:t>Werkzeug safejoin not safe on Windows</w:t>
+              <w:t>Werkzeug safe_join not safe on Windows</w:t>
             </w:r>
           </w:p>
         </w:tc>
@@ -2195,7 +2444,7 @@
       <w:tr>
         <w:tc>
           <w:tcPr>
-            <w:tcW w:type="dxa" w:w="1066"/>
+            <w:tcW w:type="dxa" w:w="1157"/>
           </w:tcPr>
           <w:p>
             <w:pPr>
@@ -2232,7 +2481,7 @@
         </w:tc>
         <w:tc>
           <w:tcPr>
-            <w:tcW w:type="dxa" w:w="1404"/>
+            <w:tcW w:type="dxa" w:w="1344"/>
           </w:tcPr>
           <w:p>
             <w:pPr>
@@ -2264,7 +2513,23 @@
         </w:tc>
         <w:tc>
           <w:tcPr>
-            <w:tcW w:type="dxa" w:w="1340"/>
+            <w:tcW w:type="dxa" w:w="913"/>
+          </w:tcPr>
+          <w:p>
+            <w:pPr>
+              <w:spacing w:after="0"/>
+            </w:pPr>
+            <w:r>
+              <w:rPr>
+                <w:sz w:val="18"/>
+              </w:rPr>
+              <w:t>2</w:t>
+            </w:r>
+          </w:p>
+        </w:tc>
+        <w:tc>
+          <w:tcPr>
+            <w:tcW w:type="dxa" w:w="1229"/>
           </w:tcPr>
           <w:p>
             <w:pPr>
@@ -2280,7 +2545,7 @@
         </w:tc>
         <w:tc>
           <w:tcPr>
-            <w:tcW w:type="dxa" w:w="3143"/>
+            <w:tcW w:type="dxa" w:w="2311"/>
           </w:tcPr>
           <w:p>
             <w:pPr>
@@ -2298,7 +2563,7 @@
       <w:tr>
         <w:tc>
           <w:tcPr>
-            <w:tcW w:type="dxa" w:w="1066"/>
+            <w:tcW w:type="dxa" w:w="1157"/>
           </w:tcPr>
           <w:p>
             <w:pPr>
@@ -2335,7 +2600,7 @@
         </w:tc>
         <w:tc>
           <w:tcPr>
-            <w:tcW w:type="dxa" w:w="1404"/>
+            <w:tcW w:type="dxa" w:w="1344"/>
           </w:tcPr>
           <w:p>
             <w:pPr>
@@ -2367,7 +2632,23 @@
         </w:tc>
         <w:tc>
           <w:tcPr>
-            <w:tcW w:type="dxa" w:w="1340"/>
+            <w:tcW w:type="dxa" w:w="913"/>
+          </w:tcPr>
+          <w:p>
+            <w:pPr>
+              <w:spacing w:after="0"/>
+            </w:pPr>
+            <w:r>
+              <w:rPr>
+                <w:sz w:val="18"/>
+              </w:rPr>
+              <w:t>2</w:t>
+            </w:r>
+          </w:p>
+        </w:tc>
+        <w:tc>
+          <w:tcPr>
+            <w:tcW w:type="dxa" w:w="1229"/>
           </w:tcPr>
           <w:p>
             <w:pPr>
@@ -2383,7 +2664,7 @@
         </w:tc>
         <w:tc>
           <w:tcPr>
-            <w:tcW w:type="dxa" w:w="3143"/>
+            <w:tcW w:type="dxa" w:w="2311"/>
           </w:tcPr>
           <w:p>
             <w:pPr>
@@ -2393,7 +2674,7 @@
               <w:rPr>
                 <w:sz w:val="18"/>
               </w:rPr>
-              <w:t>Werkzeug safejoin() allows Windows special device names</w:t>
+              <w:t>Werkzeug safe_join() allows Windows special device names</w:t>
             </w:r>
           </w:p>
         </w:tc>
@@ -2401,7 +2682,7 @@
       <w:tr>
         <w:tc>
           <w:tcPr>
-            <w:tcW w:type="dxa" w:w="1066"/>
+            <w:tcW w:type="dxa" w:w="1157"/>
           </w:tcPr>
           <w:p>
             <w:pPr>
@@ -2438,7 +2719,7 @@
         </w:tc>
         <w:tc>
           <w:tcPr>
-            <w:tcW w:type="dxa" w:w="1404"/>
+            <w:tcW w:type="dxa" w:w="1344"/>
           </w:tcPr>
           <w:p>
             <w:pPr>
@@ -2470,7 +2751,23 @@
         </w:tc>
         <w:tc>
           <w:tcPr>
-            <w:tcW w:type="dxa" w:w="1340"/>
+            <w:tcW w:type="dxa" w:w="913"/>
+          </w:tcPr>
+          <w:p>
+            <w:pPr>
+              <w:spacing w:after="0"/>
+            </w:pPr>
+            <w:r>
+              <w:rPr>
+                <w:sz w:val="18"/>
+              </w:rPr>
+              <w:t>2</w:t>
+            </w:r>
+          </w:p>
+        </w:tc>
+        <w:tc>
+          <w:tcPr>
+            <w:tcW w:type="dxa" w:w="1229"/>
           </w:tcPr>
           <w:p>
             <w:pPr>
@@ -2486,7 +2783,7 @@
         </w:tc>
         <w:tc>
           <w:tcPr>
-            <w:tcW w:type="dxa" w:w="3143"/>
+            <w:tcW w:type="dxa" w:w="2311"/>
           </w:tcPr>
           <w:p>
             <w:pPr>
@@ -2496,7 +2793,7 @@
               <w:rPr>
                 <w:sz w:val="18"/>
               </w:rPr>
-              <w:t>Werkzeug safejoin() allows Windows special device names</w:t>
+              <w:t>Werkzeug safe_join() allows Windows special device names</w:t>
             </w:r>
           </w:p>
         </w:tc>
@@ -2504,7 +2801,7 @@
       <w:tr>
         <w:tc>
           <w:tcPr>
-            <w:tcW w:type="dxa" w:w="1066"/>
+            <w:tcW w:type="dxa" w:w="1157"/>
           </w:tcPr>
           <w:p>
             <w:pPr>
@@ -2541,7 +2838,7 @@
         </w:tc>
         <w:tc>
           <w:tcPr>
-            <w:tcW w:type="dxa" w:w="1404"/>
+            <w:tcW w:type="dxa" w:w="1344"/>
           </w:tcPr>
           <w:p>
             <w:pPr>
@@ -2573,7 +2870,23 @@
         </w:tc>
         <w:tc>
           <w:tcPr>
-            <w:tcW w:type="dxa" w:w="1340"/>
+            <w:tcW w:type="dxa" w:w="913"/>
+          </w:tcPr>
+          <w:p>
+            <w:pPr>
+              <w:spacing w:after="0"/>
+            </w:pPr>
+            <w:r>
+              <w:rPr>
+                <w:sz w:val="18"/>
+              </w:rPr>
+              <w:t>2</w:t>
+            </w:r>
+          </w:p>
+        </w:tc>
+        <w:tc>
+          <w:tcPr>
+            <w:tcW w:type="dxa" w:w="1229"/>
           </w:tcPr>
           <w:p>
             <w:pPr>
@@ -2589,7 +2902,7 @@
         </w:tc>
         <w:tc>
           <w:tcPr>
-            <w:tcW w:type="dxa" w:w="3143"/>
+            <w:tcW w:type="dxa" w:w="2311"/>
           </w:tcPr>
           <w:p>
             <w:pPr>
@@ -2599,7 +2912,7 @@
               <w:rPr>
                 <w:sz w:val="18"/>
               </w:rPr>
-              <w:t>Werkzeug safejoin() allows Windows special device names with compound extensions</w:t>
+              <w:t>Werkzeug safe_join() allows Windows special device names with compound extensions</w:t>
             </w:r>
           </w:p>
         </w:tc>
@@ -2607,7 +2920,7 @@
       <w:tr>
         <w:tc>
           <w:tcPr>
-            <w:tcW w:type="dxa" w:w="1066"/>
+            <w:tcW w:type="dxa" w:w="1157"/>
           </w:tcPr>
           <w:p>
             <w:pPr>
@@ -2644,7 +2957,7 @@
         </w:tc>
         <w:tc>
           <w:tcPr>
-            <w:tcW w:type="dxa" w:w="1404"/>
+            <w:tcW w:type="dxa" w:w="1344"/>
           </w:tcPr>
           <w:p>
             <w:pPr>
@@ -2676,7 +2989,23 @@
         </w:tc>
         <w:tc>
           <w:tcPr>
-            <w:tcW w:type="dxa" w:w="1340"/>
+            <w:tcW w:type="dxa" w:w="913"/>
+          </w:tcPr>
+          <w:p>
+            <w:pPr>
+              <w:spacing w:after="0"/>
+            </w:pPr>
+            <w:r>
+              <w:rPr>
+                <w:sz w:val="18"/>
+              </w:rPr>
+              <w:t>2</w:t>
+            </w:r>
+          </w:p>
+        </w:tc>
+        <w:tc>
+          <w:tcPr>
+            <w:tcW w:type="dxa" w:w="1229"/>
           </w:tcPr>
           <w:p>
             <w:pPr>
@@ -2692,7 +3021,7 @@
         </w:tc>
         <w:tc>
           <w:tcPr>
-            <w:tcW w:type="dxa" w:w="3143"/>
+            <w:tcW w:type="dxa" w:w="2311"/>
           </w:tcPr>
           <w:p>
             <w:pPr>
@@ -2702,7 +3031,7 @@
               <w:rPr>
                 <w:sz w:val="18"/>
               </w:rPr>
-              <w:t>Werkzeug safejoin() allows Windows special device names</w:t>
+              <w:t>Werkzeug safe_join() allows Windows special device names</w:t>
             </w:r>
           </w:p>
         </w:tc>
@@ -2710,7 +3039,7 @@
       <w:tr>
         <w:tc>
           <w:tcPr>
-            <w:tcW w:type="dxa" w:w="1066"/>
+            <w:tcW w:type="dxa" w:w="1157"/>
           </w:tcPr>
           <w:p>
             <w:pPr>
@@ -2747,7 +3076,7 @@
         </w:tc>
         <w:tc>
           <w:tcPr>
-            <w:tcW w:type="dxa" w:w="1404"/>
+            <w:tcW w:type="dxa" w:w="1344"/>
           </w:tcPr>
           <w:p>
             <w:pPr>
@@ -2779,7 +3108,23 @@
         </w:tc>
         <w:tc>
           <w:tcPr>
-            <w:tcW w:type="dxa" w:w="1340"/>
+            <w:tcW w:type="dxa" w:w="913"/>
+          </w:tcPr>
+          <w:p>
+            <w:pPr>
+              <w:spacing w:after="0"/>
+            </w:pPr>
+            <w:r>
+              <w:rPr>
+                <w:sz w:val="18"/>
+              </w:rPr>
+              <w:t>1</w:t>
+            </w:r>
+          </w:p>
+        </w:tc>
+        <w:tc>
+          <w:tcPr>
+            <w:tcW w:type="dxa" w:w="1229"/>
           </w:tcPr>
           <w:p>
             <w:pPr>
@@ -2795,7 +3140,7 @@
         </w:tc>
         <w:tc>
           <w:tcPr>
-            <w:tcW w:type="dxa" w:w="3143"/>
+            <w:tcW w:type="dxa" w:w="2311"/>
           </w:tcPr>
           <w:p>
             <w:pPr>
@@ -2813,7 +3158,7 @@
       <w:tr>
         <w:tc>
           <w:tcPr>
-            <w:tcW w:type="dxa" w:w="1066"/>
+            <w:tcW w:type="dxa" w:w="1157"/>
           </w:tcPr>
           <w:p>
             <w:pPr>
@@ -2850,7 +3195,7 @@
         </w:tc>
         <w:tc>
           <w:tcPr>
-            <w:tcW w:type="dxa" w:w="1404"/>
+            <w:tcW w:type="dxa" w:w="1344"/>
           </w:tcPr>
           <w:p>
             <w:pPr>
@@ -2882,7 +3227,23 @@
         </w:tc>
         <w:tc>
           <w:tcPr>
-            <w:tcW w:type="dxa" w:w="1340"/>
+            <w:tcW w:type="dxa" w:w="913"/>
+          </w:tcPr>
+          <w:p>
+            <w:pPr>
+              <w:spacing w:after="0"/>
+            </w:pPr>
+            <w:r>
+              <w:rPr>
+                <w:sz w:val="18"/>
+              </w:rPr>
+              <w:t>1</w:t>
+            </w:r>
+          </w:p>
+        </w:tc>
+        <w:tc>
+          <w:tcPr>
+            <w:tcW w:type="dxa" w:w="1229"/>
           </w:tcPr>
           <w:p>
             <w:pPr>
@@ -2898,7 +3259,7 @@
         </w:tc>
         <w:tc>
           <w:tcPr>
-            <w:tcW w:type="dxa" w:w="3143"/>
+            <w:tcW w:type="dxa" w:w="2311"/>
           </w:tcPr>
           <w:p>
             <w:pPr>
@@ -2916,7 +3277,7 @@
       <w:tr>
         <w:tc>
           <w:tcPr>
-            <w:tcW w:type="dxa" w:w="1066"/>
+            <w:tcW w:type="dxa" w:w="1157"/>
           </w:tcPr>
           <w:p>
             <w:pPr>
@@ -2953,7 +3314,7 @@
         </w:tc>
         <w:tc>
           <w:tcPr>
-            <w:tcW w:type="dxa" w:w="1404"/>
+            <w:tcW w:type="dxa" w:w="1344"/>
           </w:tcPr>
           <w:p>
             <w:pPr>
@@ -2985,7 +3346,23 @@
         </w:tc>
         <w:tc>
           <w:tcPr>
-            <w:tcW w:type="dxa" w:w="1340"/>
+            <w:tcW w:type="dxa" w:w="913"/>
+          </w:tcPr>
+          <w:p>
+            <w:pPr>
+              <w:spacing w:after="0"/>
+            </w:pPr>
+            <w:r>
+              <w:rPr>
+                <w:sz w:val="18"/>
+              </w:rPr>
+              <w:t>1</w:t>
+            </w:r>
+          </w:p>
+        </w:tc>
+        <w:tc>
+          <w:tcPr>
+            <w:tcW w:type="dxa" w:w="1229"/>
           </w:tcPr>
           <w:p>
             <w:pPr>
@@ -3001,7 +3378,7 @@
         </w:tc>
         <w:tc>
           <w:tcPr>
-            <w:tcW w:type="dxa" w:w="3143"/>
+            <w:tcW w:type="dxa" w:w="2311"/>
           </w:tcPr>
           <w:p>
             <w:pPr>
@@ -3019,7 +3396,7 @@
       <w:tr>
         <w:tc>
           <w:tcPr>
-            <w:tcW w:type="dxa" w:w="1066"/>
+            <w:tcW w:type="dxa" w:w="1157"/>
           </w:tcPr>
           <w:p>
             <w:pPr>
@@ -3056,7 +3433,7 @@
         </w:tc>
         <w:tc>
           <w:tcPr>
-            <w:tcW w:type="dxa" w:w="1404"/>
+            <w:tcW w:type="dxa" w:w="1344"/>
           </w:tcPr>
           <w:p>
             <w:pPr>
@@ -3088,7 +3465,23 @@
         </w:tc>
         <w:tc>
           <w:tcPr>
-            <w:tcW w:type="dxa" w:w="1340"/>
+            <w:tcW w:type="dxa" w:w="913"/>
+          </w:tcPr>
+          <w:p>
+            <w:pPr>
+              <w:spacing w:after="0"/>
+            </w:pPr>
+            <w:r>
+              <w:rPr>
+                <w:sz w:val="18"/>
+              </w:rPr>
+              <w:t>6</w:t>
+            </w:r>
+          </w:p>
+        </w:tc>
+        <w:tc>
+          <w:tcPr>
+            <w:tcW w:type="dxa" w:w="1229"/>
           </w:tcPr>
           <w:p>
             <w:pPr>
@@ -3104,7 +3497,7 @@
         </w:tc>
         <w:tc>
           <w:tcPr>
-            <w:tcW w:type="dxa" w:w="3143"/>
+            <w:tcW w:type="dxa" w:w="2311"/>
           </w:tcPr>
           <w:p>
             <w:pPr>
@@ -3122,7 +3515,7 @@
       <w:tr>
         <w:tc>
           <w:tcPr>
-            <w:tcW w:type="dxa" w:w="1066"/>
+            <w:tcW w:type="dxa" w:w="1157"/>
           </w:tcPr>
           <w:p>
             <w:pPr>
@@ -3159,7 +3552,7 @@
         </w:tc>
         <w:tc>
           <w:tcPr>
-            <w:tcW w:type="dxa" w:w="1404"/>
+            <w:tcW w:type="dxa" w:w="1344"/>
           </w:tcPr>
           <w:p>
             <w:pPr>
@@ -3191,7 +3584,23 @@
         </w:tc>
         <w:tc>
           <w:tcPr>
-            <w:tcW w:type="dxa" w:w="1340"/>
+            <w:tcW w:type="dxa" w:w="913"/>
+          </w:tcPr>
+          <w:p>
+            <w:pPr>
+              <w:spacing w:after="0"/>
+            </w:pPr>
+            <w:r>
+              <w:rPr>
+                <w:sz w:val="18"/>
+              </w:rPr>
+              <w:t>1</w:t>
+            </w:r>
+          </w:p>
+        </w:tc>
+        <w:tc>
+          <w:tcPr>
+            <w:tcW w:type="dxa" w:w="1229"/>
           </w:tcPr>
           <w:p>
             <w:pPr>
@@ -3207,7 +3616,7 @@
         </w:tc>
         <w:tc>
           <w:tcPr>
-            <w:tcW w:type="dxa" w:w="3143"/>
+            <w:tcW w:type="dxa" w:w="2311"/>
           </w:tcPr>
           <w:p>
             <w:pPr>
@@ -3225,7 +3634,7 @@
       <w:tr>
         <w:tc>
           <w:tcPr>
-            <w:tcW w:type="dxa" w:w="1066"/>
+            <w:tcW w:type="dxa" w:w="1157"/>
           </w:tcPr>
           <w:p>
             <w:pPr>
@@ -3262,7 +3671,7 @@
         </w:tc>
         <w:tc>
           <w:tcPr>
-            <w:tcW w:type="dxa" w:w="1404"/>
+            <w:tcW w:type="dxa" w:w="1344"/>
           </w:tcPr>
           <w:p>
             <w:pPr>
@@ -3294,7 +3703,23 @@
         </w:tc>
         <w:tc>
           <w:tcPr>
-            <w:tcW w:type="dxa" w:w="1340"/>
+            <w:tcW w:type="dxa" w:w="913"/>
+          </w:tcPr>
+          <w:p>
+            <w:pPr>
+              <w:spacing w:after="0"/>
+            </w:pPr>
+            <w:r>
+              <w:rPr>
+                <w:sz w:val="18"/>
+              </w:rPr>
+              <w:t>1</w:t>
+            </w:r>
+          </w:p>
+        </w:tc>
+        <w:tc>
+          <w:tcPr>
+            <w:tcW w:type="dxa" w:w="1229"/>
           </w:tcPr>
           <w:p>
             <w:pPr>
@@ -3310,7 +3735,7 @@
         </w:tc>
         <w:tc>
           <w:tcPr>
-            <w:tcW w:type="dxa" w:w="3143"/>
+            <w:tcW w:type="dxa" w:w="2311"/>
           </w:tcPr>
           <w:p>
             <w:pPr>
@@ -3328,7 +3753,7 @@
       <w:tr>
         <w:tc>
           <w:tcPr>
-            <w:tcW w:type="dxa" w:w="1066"/>
+            <w:tcW w:type="dxa" w:w="1157"/>
           </w:tcPr>
           <w:p>
             <w:pPr>
@@ -3365,7 +3790,7 @@
         </w:tc>
         <w:tc>
           <w:tcPr>
-            <w:tcW w:type="dxa" w:w="1404"/>
+            <w:tcW w:type="dxa" w:w="1344"/>
           </w:tcPr>
           <w:p>
             <w:pPr>
@@ -3397,7 +3822,23 @@
         </w:tc>
         <w:tc>
           <w:tcPr>
-            <w:tcW w:type="dxa" w:w="1340"/>
+            <w:tcW w:type="dxa" w:w="913"/>
+          </w:tcPr>
+          <w:p>
+            <w:pPr>
+              <w:spacing w:after="0"/>
+            </w:pPr>
+            <w:r>
+              <w:rPr>
+                <w:sz w:val="18"/>
+              </w:rPr>
+              <w:t>1</w:t>
+            </w:r>
+          </w:p>
+        </w:tc>
+        <w:tc>
+          <w:tcPr>
+            <w:tcW w:type="dxa" w:w="1229"/>
           </w:tcPr>
           <w:p>
             <w:pPr>
@@ -3413,7 +3854,7 @@
         </w:tc>
         <w:tc>
           <w:tcPr>
-            <w:tcW w:type="dxa" w:w="3143"/>
+            <w:tcW w:type="dxa" w:w="2311"/>
           </w:tcPr>
           <w:p>
             <w:pPr>
@@ -3451,11 +3892,11 @@
         <w:tblLook w:firstColumn="1" w:firstRow="1" w:lastColumn="0" w:lastRow="0" w:noHBand="0" w:noVBand="1" w:val="04A0"/>
       </w:tblPr>
       <w:tblGrid>
-        <w:gridCol w:w="1599"/>
-        <w:gridCol w:w="955"/>
-        <w:gridCol w:w="956"/>
-        <w:gridCol w:w="2588"/>
-        <w:gridCol w:w="3539"/>
+        <w:gridCol w:w="1696"/>
+        <w:gridCol w:w="1035"/>
+        <w:gridCol w:w="964"/>
+        <w:gridCol w:w="2695"/>
+        <w:gridCol w:w="3248"/>
       </w:tblGrid>
       <w:tr>
         <w:trPr>
@@ -3463,7 +3904,7 @@
         </w:trPr>
         <w:tc>
           <w:tcPr>
-            <w:tcW w:type="dxa" w:w="1599"/>
+            <w:tcW w:type="dxa" w:w="1696"/>
             <w:shd w:val="clear" w:color="auto" w:fill="D9E2F3"/>
           </w:tcPr>
           <w:p>
@@ -3481,7 +3922,7 @@
         </w:tc>
         <w:tc>
           <w:tcPr>
-            <w:tcW w:type="dxa" w:w="955"/>
+            <w:tcW w:type="dxa" w:w="1035"/>
             <w:shd w:val="clear" w:color="auto" w:fill="D9E2F3"/>
           </w:tcPr>
           <w:p>
@@ -3499,7 +3940,7 @@
         </w:tc>
         <w:tc>
           <w:tcPr>
-            <w:tcW w:type="dxa" w:w="956"/>
+            <w:tcW w:type="dxa" w:w="964"/>
             <w:shd w:val="clear" w:color="auto" w:fill="D9E2F3"/>
           </w:tcPr>
           <w:p>
@@ -3517,7 +3958,7 @@
         </w:tc>
         <w:tc>
           <w:tcPr>
-            <w:tcW w:type="dxa" w:w="2588"/>
+            <w:tcW w:type="dxa" w:w="2695"/>
             <w:shd w:val="clear" w:color="auto" w:fill="D9E2F3"/>
           </w:tcPr>
           <w:p>
@@ -3535,7 +3976,7 @@
         </w:tc>
         <w:tc>
           <w:tcPr>
-            <w:tcW w:type="dxa" w:w="3539"/>
+            <w:tcW w:type="dxa" w:w="3248"/>
             <w:shd w:val="clear" w:color="auto" w:fill="D9E2F3"/>
           </w:tcPr>
           <w:p>
@@ -3555,7 +3996,7 @@
       <w:tr>
         <w:tc>
           <w:tcPr>
-            <w:tcW w:type="dxa" w:w="1599"/>
+            <w:tcW w:type="dxa" w:w="1696"/>
           </w:tcPr>
           <w:p>
             <w:pPr>
@@ -3571,7 +4012,7 @@
         </w:tc>
         <w:tc>
           <w:tcPr>
-            <w:tcW w:type="dxa" w:w="955"/>
+            <w:tcW w:type="dxa" w:w="1035"/>
           </w:tcPr>
           <w:p>
             <w:pPr>
@@ -3587,7 +4028,7 @@
         </w:tc>
         <w:tc>
           <w:tcPr>
-            <w:tcW w:type="dxa" w:w="956"/>
+            <w:tcW w:type="dxa" w:w="964"/>
           </w:tcPr>
           <w:p>
             <w:pPr>
@@ -3603,7 +4044,7 @@
         </w:tc>
         <w:tc>
           <w:tcPr>
-            <w:tcW w:type="dxa" w:w="2588"/>
+            <w:tcW w:type="dxa" w:w="2695"/>
           </w:tcPr>
           <w:p>
             <w:pPr>
@@ -3619,7 +4060,7 @@
         </w:tc>
         <w:tc>
           <w:tcPr>
-            <w:tcW w:type="dxa" w:w="3539"/>
+            <w:tcW w:type="dxa" w:w="3248"/>
           </w:tcPr>
           <w:p>
             <w:pPr>
@@ -3642,7 +4083,7 @@
       <w:tr>
         <w:tc>
           <w:tcPr>
-            <w:tcW w:type="dxa" w:w="1599"/>
+            <w:tcW w:type="dxa" w:w="1696"/>
           </w:tcPr>
           <w:p>
             <w:pPr>
@@ -3658,7 +4099,7 @@
         </w:tc>
         <w:tc>
           <w:tcPr>
-            <w:tcW w:type="dxa" w:w="955"/>
+            <w:tcW w:type="dxa" w:w="1035"/>
           </w:tcPr>
           <w:p>
             <w:pPr>
@@ -3674,7 +4115,7 @@
         </w:tc>
         <w:tc>
           <w:tcPr>
-            <w:tcW w:type="dxa" w:w="956"/>
+            <w:tcW w:type="dxa" w:w="964"/>
           </w:tcPr>
           <w:p>
             <w:pPr>
@@ -3690,7 +4131,7 @@
         </w:tc>
         <w:tc>
           <w:tcPr>
-            <w:tcW w:type="dxa" w:w="2588"/>
+            <w:tcW w:type="dxa" w:w="2695"/>
           </w:tcPr>
           <w:p>
             <w:pPr>
@@ -3706,7 +4147,7 @@
         </w:tc>
         <w:tc>
           <w:tcPr>
-            <w:tcW w:type="dxa" w:w="3539"/>
+            <w:tcW w:type="dxa" w:w="3248"/>
           </w:tcPr>
           <w:p>
             <w:pPr>
@@ -3729,7 +4170,7 @@
       <w:tr>
         <w:tc>
           <w:tcPr>
-            <w:tcW w:type="dxa" w:w="1599"/>
+            <w:tcW w:type="dxa" w:w="1696"/>
           </w:tcPr>
           <w:p>
             <w:pPr>
@@ -3745,7 +4186,7 @@
         </w:tc>
         <w:tc>
           <w:tcPr>
-            <w:tcW w:type="dxa" w:w="955"/>
+            <w:tcW w:type="dxa" w:w="1035"/>
           </w:tcPr>
           <w:p>
             <w:pPr>
@@ -3761,7 +4202,7 @@
         </w:tc>
         <w:tc>
           <w:tcPr>
-            <w:tcW w:type="dxa" w:w="956"/>
+            <w:tcW w:type="dxa" w:w="964"/>
           </w:tcPr>
           <w:p>
             <w:pPr>
@@ -3777,7 +4218,7 @@
         </w:tc>
         <w:tc>
           <w:tcPr>
-            <w:tcW w:type="dxa" w:w="2588"/>
+            <w:tcW w:type="dxa" w:w="2695"/>
           </w:tcPr>
           <w:p>
             <w:pPr>
@@ -3793,7 +4234,7 @@
         </w:tc>
         <w:tc>
           <w:tcPr>
-            <w:tcW w:type="dxa" w:w="3539"/>
+            <w:tcW w:type="dxa" w:w="3248"/>
           </w:tcPr>
           <w:p>
             <w:pPr>
@@ -3816,7 +4257,7 @@
       <w:tr>
         <w:tc>
           <w:tcPr>
-            <w:tcW w:type="dxa" w:w="1599"/>
+            <w:tcW w:type="dxa" w:w="1696"/>
           </w:tcPr>
           <w:p>
             <w:pPr>
@@ -3832,7 +4273,7 @@
         </w:tc>
         <w:tc>
           <w:tcPr>
-            <w:tcW w:type="dxa" w:w="955"/>
+            <w:tcW w:type="dxa" w:w="1035"/>
           </w:tcPr>
           <w:p>
             <w:pPr>
@@ -3848,7 +4289,7 @@
         </w:tc>
         <w:tc>
           <w:tcPr>
-            <w:tcW w:type="dxa" w:w="956"/>
+            <w:tcW w:type="dxa" w:w="964"/>
           </w:tcPr>
           <w:p>
             <w:pPr>
@@ -3864,7 +4305,7 @@
         </w:tc>
         <w:tc>
           <w:tcPr>
-            <w:tcW w:type="dxa" w:w="2588"/>
+            <w:tcW w:type="dxa" w:w="2695"/>
           </w:tcPr>
           <w:p>
             <w:pPr>
@@ -3880,7 +4321,7 @@
         </w:tc>
         <w:tc>
           <w:tcPr>
-            <w:tcW w:type="dxa" w:w="3539"/>
+            <w:tcW w:type="dxa" w:w="3248"/>
           </w:tcPr>
           <w:p>
             <w:pPr>
@@ -3903,7 +4344,7 @@
       <w:tr>
         <w:tc>
           <w:tcPr>
-            <w:tcW w:type="dxa" w:w="1599"/>
+            <w:tcW w:type="dxa" w:w="1696"/>
           </w:tcPr>
           <w:p>
             <w:pPr>
@@ -3919,7 +4360,7 @@
         </w:tc>
         <w:tc>
           <w:tcPr>
-            <w:tcW w:type="dxa" w:w="955"/>
+            <w:tcW w:type="dxa" w:w="1035"/>
           </w:tcPr>
           <w:p>
             <w:pPr>
@@ -3935,7 +4376,7 @@
         </w:tc>
         <w:tc>
           <w:tcPr>
-            <w:tcW w:type="dxa" w:w="956"/>
+            <w:tcW w:type="dxa" w:w="964"/>
           </w:tcPr>
           <w:p>
             <w:pPr>
@@ -3951,7 +4392,7 @@
         </w:tc>
         <w:tc>
           <w:tcPr>
-            <w:tcW w:type="dxa" w:w="2588"/>
+            <w:tcW w:type="dxa" w:w="2695"/>
           </w:tcPr>
           <w:p>
             <w:pPr>
@@ -3967,7 +4408,7 @@
         </w:tc>
         <w:tc>
           <w:tcPr>
-            <w:tcW w:type="dxa" w:w="3539"/>
+            <w:tcW w:type="dxa" w:w="3248"/>
           </w:tcPr>
           <w:p>
             <w:pPr>
@@ -4545,7 +4986,7 @@
       <w:outlineLvl w:val="0"/>
     </w:pPr>
     <w:rPr>
-      <w:rFonts w:asciiTheme="majorHAnsi" w:eastAsiaTheme="majorEastAsia" w:hAnsiTheme="majorHAnsi" w:cstheme="majorBidi" w:ascii="Arial" w:hAnsi="Arial" w:eastAsia="Arial"/>
+      <w:rFonts w:ascii="Arial" w:hAnsi="Arial" w:eastAsia="Arial"/>
       <w:b/>
       <w:bCs/>
       <w:color w:val="1F3864"/>
@@ -4569,7 +5010,7 @@
       <w:outlineLvl w:val="1"/>
     </w:pPr>
     <w:rPr>
-      <w:rFonts w:asciiTheme="majorHAnsi" w:eastAsiaTheme="majorEastAsia" w:hAnsiTheme="majorHAnsi" w:cstheme="majorBidi" w:ascii="Arial" w:hAnsi="Arial" w:eastAsia="Arial"/>
+      <w:rFonts w:ascii="Arial" w:hAnsi="Arial" w:eastAsia="Arial"/>
       <w:b/>
       <w:bCs/>
       <w:color w:val="1F3864"/>
@@ -4593,7 +5034,7 @@
       <w:outlineLvl w:val="2"/>
     </w:pPr>
     <w:rPr>
-      <w:rFonts w:asciiTheme="majorHAnsi" w:eastAsiaTheme="majorEastAsia" w:hAnsiTheme="majorHAnsi" w:cstheme="majorBidi" w:ascii="Arial" w:hAnsi="Arial" w:eastAsia="Arial"/>
+      <w:rFonts w:ascii="Arial" w:hAnsi="Arial" w:eastAsia="Arial"/>
       <w:b/>
       <w:bCs/>
       <w:color w:val="1F3864"/>
@@ -4617,7 +5058,7 @@
       <w:outlineLvl w:val="3"/>
     </w:pPr>
     <w:rPr>
-      <w:rFonts w:asciiTheme="majorHAnsi" w:eastAsiaTheme="majorEastAsia" w:hAnsiTheme="majorHAnsi" w:cstheme="majorBidi" w:ascii="Arial" w:hAnsi="Arial" w:eastAsia="Arial"/>
+      <w:rFonts w:ascii="Arial" w:hAnsi="Arial" w:eastAsia="Arial"/>
       <w:b/>
       <w:bCs/>
       <w:i/>
@@ -4836,7 +5277,7 @@
       <w:contextualSpacing/>
     </w:pPr>
     <w:rPr>
-      <w:rFonts w:asciiTheme="majorHAnsi" w:eastAsiaTheme="majorEastAsia" w:hAnsiTheme="majorHAnsi" w:cstheme="majorBidi" w:ascii="Arial" w:hAnsi="Arial" w:eastAsia="Arial"/>
+      <w:rFonts w:ascii="Arial" w:hAnsi="Arial" w:eastAsia="Arial"/>
       <w:b/>
       <w:color w:val="1F3864"/>
       <w:spacing w:val="5"/>

--- a/kits/cra-readiness/samples/mossbyte-sprout-s1/deliverables/vulnerability-report.docx
+++ b/kits/cra-readiness/samples/mossbyte-sprout-s1/deliverables/vulnerability-report.docx
@@ -93,7 +93,7 @@
           <w:rFonts w:ascii="Courier New" w:hAnsi="Courier New"/>
           <w:sz w:val="19"/>
         </w:rPr>
-        <w:t>4f5ab08eeaf59d6b...</w:t>
+        <w:t>bd8a853f91a04f9e...</w:t>
       </w:r>
       <w:r>
         <w:rPr/>
